--- a/docs/developpement/phases/word/PHASE_75_CORRESPONDANCES_FOURNISSEURS_A_LECRAN_RESULTATS_AU_DESIGN_DE_LA_2E_MAQ.docx
+++ b/docs/developpement/phases/word/PHASE_75_CORRESPONDANCES_FOURNISSEURS_A_LECRAN_RESULTATS_AU_DESIGN_DE_LA_2E_MAQ.docx
@@ -20,7 +20,7 @@
       <w:r>
         <w:t xml:space="preserve">FlaiX Expert · dossier de développement · généré le 2026-10-25 depuis le dépôt </w:t>
       </w:r>
-      <w:hyperlink w:history="1" r:id="rIdgizhpaddyrhfapeeyah46">
+      <w:hyperlink w:history="1" r:id="rIdkz1equqfe7hbu3rygfktp">
         <w:r>
           <w:rPr>
             <w:rStyle w:val="Hyperlink"/>
@@ -326,7 +326,7 @@
                 <w:sz w:val="18"/>
                 <w:szCs w:val="18"/>
               </w:rPr>
-              <w:t xml:space="preserve">2</w:t>
+              <w:t xml:space="preserve">3</w:t>
             </w:r>
           </w:p>
         </w:tc>
@@ -484,17 +484,7 @@
         <w:t xml:space="preserve">Tests</w:t>
       </w:r>
       <w:r>
-        <w:t xml:space="preserve"> : serveur (correspondance corrigée puis retirée, journal, 404) ; écrans (correspondances ; vue d'ensemble : bilan, rapport de soirée, comparaison, évolution, à surveiller, prochain match et prévision) ; écrans 106 au total, lancés par dossier (la mémoire du poste fait tomber la suite d'un bloc) ; types et construction. </w:t>
-      </w:r>
-      <w:r>
-        <w:rPr>
-          <w:b/>
-          <w:bCs/>
-        </w:rPr>
-        <w:t xml:space="preserve">Pas vu dans le navigateur</w:t>
-      </w:r>
-      <w:r>
-        <w:t xml:space="preserve"> : la fenêtre était masquée et le serveur local ne démarrait pas faute de mémoire — à regarder en ligne.</w:t>
+        <w:t xml:space="preserve"> : serveur (correspondance corrigée puis retirée, journal, 404) ; écrans (correspondances ; vue d'ensemble : bilan, rapport de soirée, comparaison, évolution, à surveiller, prochain match et prévision) ; écrans 106 au total, lancés par dossier (la mémoire du poste fait tomber la suite d'un bloc) ; types et construction. Vu dans le navigateur le 2026-10-25 seulement (fenêtre masquée et serveur local en panne de mémoire avant) : voir §15.175.</w:t>
       </w:r>
     </w:p>
     <w:p>
@@ -513,7 +503,7 @@
           <w:numId w:val="2"/>
         </w:numPr>
       </w:pPr>
-      <w:hyperlink w:history="1" r:id="rIdugpepoi-qm9-m2x_hhe-z">
+      <w:hyperlink w:history="1" r:id="rIdzjgd2cr3hogwewxdyj60f">
         <w:r>
           <w:rPr>
             <w:rStyle w:val="Hyperlink"/>
@@ -533,7 +523,7 @@
           <w:numId w:val="2"/>
         </w:numPr>
       </w:pPr>
-      <w:hyperlink w:history="1" r:id="rId-wqvfmswcyt7egvqthft-">
+      <w:hyperlink w:history="1" r:id="rId7o8otja_xlm1017jlvzhh">
         <w:r>
           <w:rPr>
             <w:rStyle w:val="Hyperlink"/>
@@ -547,6 +537,26 @@
     </w:p>
     <w:p>
       <w:pPr>
+        <w:pStyle w:val="ListParagraph"/>
+        <w:numPr>
+          <w:ilvl w:val="0"/>
+          <w:numId w:val="2"/>
+        </w:numPr>
+      </w:pPr>
+      <w:hyperlink w:history="1" r:id="rIddok8tyyw4qbvgqjb-y_pk">
+        <w:r>
+          <w:rPr>
+            <w:rStyle w:val="Hyperlink"/>
+          </w:rPr>
+          <w:t xml:space="preserve">ee26b84</w:t>
+        </w:r>
+      </w:hyperlink>
+      <w:r>
+        <w:t xml:space="preserve"> — 2026-10-25 — Résultats : contenu de « Prochain match » au-dessus du cercle décoratif</w:t>
+      </w:r>
+    </w:p>
+    <w:p>
+      <w:pPr>
         <w:pStyle w:val="Heading2"/>
       </w:pPr>
       <w:r>
@@ -581,7 +591,7 @@
       <w:r>
         <w:t xml:space="preserve"> — modifié — </w:t>
       </w:r>
-      <w:hyperlink w:history="1" r:id="rIdtkam96ro5ougfu-grgege">
+      <w:hyperlink w:history="1" r:id="rIdwvw4b4hirhrp8plgw70yd">
         <w:r>
           <w:rPr>
             <w:rStyle w:val="Hyperlink"/>
@@ -618,7 +628,7 @@
       <w:r>
         <w:t xml:space="preserve"> — modifié — </w:t>
       </w:r>
-      <w:hyperlink w:history="1" r:id="rIdygceyaly4xlnbfu565n_-">
+      <w:hyperlink w:history="1" r:id="rIdwei468wc2ljoquoyrfk7x">
         <w:r>
           <w:rPr>
             <w:rStyle w:val="Hyperlink"/>
@@ -655,7 +665,7 @@
       <w:r>
         <w:t xml:space="preserve"> — modifié — </w:t>
       </w:r>
-      <w:hyperlink w:history="1" r:id="rIdj-xy7qbl-sdpbgr6zb2aj">
+      <w:hyperlink w:history="1" r:id="rId9vfgcuam8u2qao5arzy1n">
         <w:r>
           <w:rPr>
             <w:rStyle w:val="Hyperlink"/>
@@ -692,7 +702,7 @@
       <w:r>
         <w:t xml:space="preserve"> — modifié — </w:t>
       </w:r>
-      <w:hyperlink w:history="1" r:id="rIdclr5ng-yuazfs5rrvlvzn">
+      <w:hyperlink w:history="1" r:id="rIdvx2oe7xfmbhoz-stll3tw">
         <w:r>
           <w:rPr>
             <w:rStyle w:val="Hyperlink"/>
@@ -721,7 +731,7 @@
       <w:r>
         <w:t xml:space="preserve"> — créé — </w:t>
       </w:r>
-      <w:hyperlink w:history="1" r:id="rIdvjjtulq5syztrjzoi2ze5">
+      <w:hyperlink w:history="1" r:id="rId8orjdbzhqe863g9i13coe">
         <w:r>
           <w:rPr>
             <w:rStyle w:val="Hyperlink"/>
@@ -750,7 +760,7 @@
       <w:r>
         <w:t xml:space="preserve"> — créé — </w:t>
       </w:r>
-      <w:hyperlink w:history="1" r:id="rIdow8vuueluoz3pelvt3xs_">
+      <w:hyperlink w:history="1" r:id="rId9hzgx23kz3iqb9yqhtwuq">
         <w:r>
           <w:rPr>
             <w:rStyle w:val="Hyperlink"/>
@@ -779,7 +789,7 @@
       <w:r>
         <w:t xml:space="preserve"> — modifié — </w:t>
       </w:r>
-      <w:hyperlink w:history="1" r:id="rIdmxwrf4swbfxxnamj5p6iw">
+      <w:hyperlink w:history="1" r:id="rIdftuc_amjpc55egdl_ouky">
         <w:r>
           <w:rPr>
             <w:rStyle w:val="Hyperlink"/>
@@ -808,7 +818,7 @@
       <w:r>
         <w:t xml:space="preserve"> — créé — </w:t>
       </w:r>
-      <w:hyperlink w:history="1" r:id="rIdznskbvxbnebjgggvjezwy">
+      <w:hyperlink w:history="1" r:id="rIde5grhnhppgeewhwadrzi6">
         <w:r>
           <w:rPr>
             <w:rStyle w:val="Hyperlink"/>
@@ -837,7 +847,7 @@
       <w:r>
         <w:t xml:space="preserve"> — modifié — </w:t>
       </w:r>
-      <w:hyperlink w:history="1" r:id="rIdhvzaxtcuon8qqyjppewx6">
+      <w:hyperlink w:history="1" r:id="rIdky3de28zgcbgntzm53aqs">
         <w:r>
           <w:rPr>
             <w:rStyle w:val="Hyperlink"/>
@@ -866,7 +876,7 @@
       <w:r>
         <w:t xml:space="preserve"> — modifié — </w:t>
       </w:r>
-      <w:hyperlink w:history="1" r:id="rIdw1521zgegdm8qzuja6-tl">
+      <w:hyperlink w:history="1" r:id="rIdt185azs2i24tnvlqwqtxu">
         <w:r>
           <w:rPr>
             <w:rStyle w:val="Hyperlink"/>
@@ -895,7 +905,7 @@
       <w:r>
         <w:t xml:space="preserve"> — modifié — </w:t>
       </w:r>
-      <w:hyperlink w:history="1" r:id="rId5tgo1fsfvmxoyvsqvkjwx">
+      <w:hyperlink w:history="1" r:id="rIdgg6vfajfa8srudjsx_ueu">
         <w:r>
           <w:rPr>
             <w:rStyle w:val="Hyperlink"/>

--- a/docs/developpement/phases/word/PHASE_75_CORRESPONDANCES_FOURNISSEURS_A_LECRAN_RESULTATS_AU_DESIGN_DE_LA_2E_MAQ.docx
+++ b/docs/developpement/phases/word/PHASE_75_CORRESPONDANCES_FOURNISSEURS_A_LECRAN_RESULTATS_AU_DESIGN_DE_LA_2E_MAQ.docx
@@ -20,7 +20,7 @@
       <w:r>
         <w:t xml:space="preserve">FlaiX Expert · dossier de développement · généré le 2026-10-25 depuis le dépôt </w:t>
       </w:r>
-      <w:hyperlink w:history="1" r:id="rIdkz1equqfe7hbu3rygfktp">
+      <w:hyperlink w:history="1" r:id="rId6-toh5kygkpgfwryo19em">
         <w:r>
           <w:rPr>
             <w:rStyle w:val="Hyperlink"/>
@@ -503,7 +503,7 @@
           <w:numId w:val="2"/>
         </w:numPr>
       </w:pPr>
-      <w:hyperlink w:history="1" r:id="rIdzjgd2cr3hogwewxdyj60f">
+      <w:hyperlink w:history="1" r:id="rIdll6whw1njtqtcenko_ixm">
         <w:r>
           <w:rPr>
             <w:rStyle w:val="Hyperlink"/>
@@ -523,7 +523,7 @@
           <w:numId w:val="2"/>
         </w:numPr>
       </w:pPr>
-      <w:hyperlink w:history="1" r:id="rId7o8otja_xlm1017jlvzhh">
+      <w:hyperlink w:history="1" r:id="rId3abw1w8gfzj7277cfjqgp">
         <w:r>
           <w:rPr>
             <w:rStyle w:val="Hyperlink"/>
@@ -543,7 +543,7 @@
           <w:numId w:val="2"/>
         </w:numPr>
       </w:pPr>
-      <w:hyperlink w:history="1" r:id="rIddok8tyyw4qbvgqjb-y_pk">
+      <w:hyperlink w:history="1" r:id="rIda8bsy7jk7kfo9mbi1vyrt">
         <w:r>
           <w:rPr>
             <w:rStyle w:val="Hyperlink"/>
@@ -591,7 +591,7 @@
       <w:r>
         <w:t xml:space="preserve"> — modifié — </w:t>
       </w:r>
-      <w:hyperlink w:history="1" r:id="rIdwvw4b4hirhrp8plgw70yd">
+      <w:hyperlink w:history="1" r:id="rIdznoyltn9yvkize_h5odft">
         <w:r>
           <w:rPr>
             <w:rStyle w:val="Hyperlink"/>
@@ -628,7 +628,7 @@
       <w:r>
         <w:t xml:space="preserve"> — modifié — </w:t>
       </w:r>
-      <w:hyperlink w:history="1" r:id="rIdwei468wc2ljoquoyrfk7x">
+      <w:hyperlink w:history="1" r:id="rIdgdhw-ipo7myk5ffphe9rt">
         <w:r>
           <w:rPr>
             <w:rStyle w:val="Hyperlink"/>
@@ -665,7 +665,7 @@
       <w:r>
         <w:t xml:space="preserve"> — modifié — </w:t>
       </w:r>
-      <w:hyperlink w:history="1" r:id="rId9vfgcuam8u2qao5arzy1n">
+      <w:hyperlink w:history="1" r:id="rIdnxcen8cgpoayxvlxxdcdd">
         <w:r>
           <w:rPr>
             <w:rStyle w:val="Hyperlink"/>
@@ -702,7 +702,7 @@
       <w:r>
         <w:t xml:space="preserve"> — modifié — </w:t>
       </w:r>
-      <w:hyperlink w:history="1" r:id="rIdvx2oe7xfmbhoz-stll3tw">
+      <w:hyperlink w:history="1" r:id="rIds_zj6gc9eavtnjxxsl03a">
         <w:r>
           <w:rPr>
             <w:rStyle w:val="Hyperlink"/>
@@ -731,7 +731,7 @@
       <w:r>
         <w:t xml:space="preserve"> — créé — </w:t>
       </w:r>
-      <w:hyperlink w:history="1" r:id="rId8orjdbzhqe863g9i13coe">
+      <w:hyperlink w:history="1" r:id="rIdygdmznoieymy4m6vkfetl">
         <w:r>
           <w:rPr>
             <w:rStyle w:val="Hyperlink"/>
@@ -760,7 +760,7 @@
       <w:r>
         <w:t xml:space="preserve"> — créé — </w:t>
       </w:r>
-      <w:hyperlink w:history="1" r:id="rId9hzgx23kz3iqb9yqhtwuq">
+      <w:hyperlink w:history="1" r:id="rIduqhg14xhbdtowcq0spri4">
         <w:r>
           <w:rPr>
             <w:rStyle w:val="Hyperlink"/>
@@ -789,7 +789,7 @@
       <w:r>
         <w:t xml:space="preserve"> — modifié — </w:t>
       </w:r>
-      <w:hyperlink w:history="1" r:id="rIdftuc_amjpc55egdl_ouky">
+      <w:hyperlink w:history="1" r:id="rIdslhv-pcyqfrdfirikchuw">
         <w:r>
           <w:rPr>
             <w:rStyle w:val="Hyperlink"/>
@@ -818,7 +818,7 @@
       <w:r>
         <w:t xml:space="preserve"> — créé — </w:t>
       </w:r>
-      <w:hyperlink w:history="1" r:id="rIde5grhnhppgeewhwadrzi6">
+      <w:hyperlink w:history="1" r:id="rIdfmapqw_e-9cco8tvzfbj1">
         <w:r>
           <w:rPr>
             <w:rStyle w:val="Hyperlink"/>
@@ -847,7 +847,7 @@
       <w:r>
         <w:t xml:space="preserve"> — modifié — </w:t>
       </w:r>
-      <w:hyperlink w:history="1" r:id="rIdky3de28zgcbgntzm53aqs">
+      <w:hyperlink w:history="1" r:id="rIdf1mowlejo2h3c7bakrn9z">
         <w:r>
           <w:rPr>
             <w:rStyle w:val="Hyperlink"/>
@@ -876,7 +876,7 @@
       <w:r>
         <w:t xml:space="preserve"> — modifié — </w:t>
       </w:r>
-      <w:hyperlink w:history="1" r:id="rIdt185azs2i24tnvlqwqtxu">
+      <w:hyperlink w:history="1" r:id="rIdz6rtrh5uzim_f1jx8dkbc">
         <w:r>
           <w:rPr>
             <w:rStyle w:val="Hyperlink"/>
@@ -905,7 +905,7 @@
       <w:r>
         <w:t xml:space="preserve"> — modifié — </w:t>
       </w:r>
-      <w:hyperlink w:history="1" r:id="rIdgg6vfajfa8srudjsx_ueu">
+      <w:hyperlink w:history="1" r:id="rIdia2hes0vxuy-c5of-4dsc">
         <w:r>
           <w:rPr>
             <w:rStyle w:val="Hyperlink"/>
